--- a/Handoffs/Squad State handoff.docx
+++ b/Handoffs/Squad State handoff.docx
@@ -39,6 +39,21 @@
           <w:bCs/>
         </w:rPr>
         <w:t>Read §0 and §9 first. Then §6 before trusting any fixture-dependent number, and §11 before acting on any transfer plan beyond step 0.</w:t>
+      </w:r>
+    </w:p>
+    <w:p>
+      <w:pPr>
+        <w:rPr>
+          <w:b/>
+          <w:bCs/>
+        </w:rPr>
+      </w:pPr>
+      <w:r>
+        <w:rPr>
+          <w:b/>
+          <w:bCs/>
+        </w:rPr>
+        <w:t xml:space="preserve">CORRECTED 2026-09-17 — two items in this document were already complete when it was saved. §2.5 (ungate the three deadline slots) was done on 2026-09-14 in c975e26, and the work §12.1 calls unpushed was pushed at about 19:10Z on 2026-09-17, roughly three hours before this document was written. Both have been marked below and nothing else in the document has been changed. The verification, with the evidence for each requirement, is recorded in Logs/multi_run_schedule_design.md §13.</w:t>
       </w:r>
     </w:p>
     <w:p>
@@ -3929,8 +3944,6 @@
     <w:p>
       <w:r>
         <w:t xml:space="preserve">Four columns on model_runs, idempotent: kind (default 'deadline', so run 5 reads correctly), slot, attempt, knowledge JSONB, plus an index on gameweek, status and finish time. Predictions and picks stay append-only per run. On the volume, a single dispatch_state.json replaced the per-gameweek done and attempts markers, the frame file </w:t>
-      </w:r>
-      <w:r>
         <w:lastRenderedPageBreak/>
         <w:t>stays "latest successful build" with a provenance sidecar naming its run, and the status file keeps its name with a per-run archive alongside.</w:t>
       </w:r>
@@ -3987,14 +4000,15 @@
           <w:b/>
           <w:bCs/>
         </w:rPr>
-        <w:t>2.5 OPEN — the deadline slots are still conditionally gated</w:t>
-      </w:r>
-    </w:p>
-    <w:p>
-      <w:r>
-        <w:rPr>
-          <w:b/>
-          <w:bCs/>
+        <w:t>2.5 DONE (corrected 2026-09-17) — the deadline slots were ungated on 2026-09-14 in c975e26</w:t>
+      </w:r>
+    </w:p>
+    <w:p>
+      <w:r>
+        <w:rPr>
+          <w:b/>
+          <w:bCs/>
+          <w:strike/>
         </w:rPr>
         <w:t>Every run kind, including T-90, T-30 and T-10, is gated on the previous gameweek being confirmed and ingested.</w:t>
       </w:r>
@@ -4045,10 +4059,10 @@
           <w:b/>
           <w:bCs/>
         </w:rPr>
-        <w:t>A prompt to ungate the three deadline slots was issued and its completion was never confirmed.</w:t>
-      </w:r>
-      <w:r>
-        <w:t xml:space="preserve"> Check this before Friday. The requirement: the three slots fire regardless of confirmation state; the freshness line names the gameweek the history actually reaches; strict mode stays on; and the stalled-FPL case is tested with a fake clock and an unconfirmed bootstrap.</w:t>
+        <w:t>DONE — this was already complete when the document was saved.</w:t>
+      </w:r>
+      <w:r>
+        <w:t xml:space="preserve"> The ungating shipped on 2026-09-14 in c975e26, deployed and tested. plan()'s deadline branch comes first and returns before the master_gw gate is ever consulted, so t90, t30 and t10 fire under a stall and with an unreadable season file; nightly and post_ingest keep their gate; history_gap() names the gameweek the history actually reaches; strict=True is hard-coded in the runner, not optional; and the fake-clock, unconfirmed-bootstrap test asserting all three slots fire is Tests/test_dispatch_policy.py line 54, run for both master_gw=3 and master_gw=None. Re-verified 2026-09-17 against git log, the code and the served SHA, and recorded in Logs/multi_run_schedule_design.md §13.</w:t>
       </w:r>
     </w:p>
     <w:p>
@@ -4412,8 +4426,6 @@
       </w:r>
       <w:r>
         <w:t xml:space="preserve">: agent.call_tool turns an unknown tool or an exception into {"error": "tool &lt;name&gt; failed: &lt;type&gt;: &lt;message&gt;"} and the loop continues, so the agent explains </w:t>
-      </w:r>
-      <w:r>
         <w:lastRenderedPageBreak/>
         <w:t>instead of the request dying with a 500. Tools' own error dicts pass through untouched. Twelve prompt phrases are pinned verbatim by Tests/test_agent_prompt.py.</w:t>
       </w:r>
@@ -4664,8 +4676,6 @@
       </w:r>
       <w:r>
         <w:t xml:space="preserve"> A plausible </w:t>
-      </w:r>
-      <w:r>
         <w:lastRenderedPageBreak/>
         <w:t>mechanism presented as the reason is worse than silence, because it sounds authoritative.</w:t>
       </w:r>
@@ -5045,8 +5055,6 @@
       </w:r>
       <w:r>
         <w:t xml:space="preserve"> Layer two — an outside service on http://68.183.131.154:8000/health, 5-minute interval, keyword alert on degraded. </w:t>
-      </w:r>
-      <w:r>
         <w:lastRenderedPageBreak/>
         <w:t>Free tier. This is the layer that notices the host itself being gone, which the on-server probe cannot.</w:t>
       </w:r>
@@ -8610,8 +8618,6 @@
       </w:r>
       <w:r>
         <w:t xml:space="preserve"> (shrink_n, shrink_tau0, </w:t>
-      </w:r>
-      <w:r>
         <w:lastRenderedPageBreak/>
         <w:t>bound, n_league in every LAST_FIT), discarded, re-run. On v3, all twelve sensitivity files carried the intended stamps.</w:t>
       </w:r>
@@ -8794,8 +8800,6 @@
       </w:r>
       <w:r>
         <w:t xml:space="preserve"> Coventry cannot score before Saturday, so the same six reasons will repeat every six hours through Friday. That is the alarm becoming ignorable again — not because nobody looks, but because it is always red. The six-hour rate limit was built for this </w:t>
-      </w:r>
-      <w:r>
         <w:lastRenderedPageBreak/>
         <w:t>and this is its first real test. Options if it grates: collapse the repeat to one push naming the count, or decide that a known, recorded artefact should be a note rather than a reason.</w:t>
       </w:r>
@@ -9072,8 +9076,6 @@
       </w:r>
       <w:r>
         <w:t xml:space="preserve">: the fifteen's mean rose 0.20 a player (~2 points over eleven) and the rest is fixture </w:t>
-      </w:r>
-      <w:r>
         <w:lastRenderedPageBreak/>
         <w:t xml:space="preserve">dispersion returning, which an XI picking eleven of fifteen converts into total by construction. Decision-level: </w:t>
       </w:r>
@@ -9325,8 +9327,6 @@
       </w:r>
       <w:r>
         <w:t xml:space="preserve"> (1–1.4 predicted penalty goals a season against </w:t>
-      </w:r>
-      <w:r>
         <w:lastRenderedPageBreak/>
         <w:t xml:space="preserve">70–96 realised). "Dead" is the </w:t>
       </w:r>
@@ -9724,6 +9724,7 @@
               <w:rPr>
                 <w:b/>
                 <w:bCs/>
+                <w:strike/>
               </w:rPr>
               <w:t>Push the unpushed work</w:t>
             </w:r>
@@ -9737,27 +9738,45 @@
           </w:tcPr>
           <w:p>
             <w:r>
+              <w:rPr>
+                <w:strike/>
+              </w:rPr>
               <w:t xml:space="preserve">main is </w:t>
+            </w:r>
+            <w:r>
+              <w:rPr>
+                <w:b/>
+                <w:bCs/>
+                <w:strike/>
+              </w:rPr>
+              <w:t>three doc commits ahead of origin</w:t>
+            </w:r>
+            <w:r>
+              <w:rPr>
+                <w:strike/>
+              </w:rPr>
+              <w:t xml:space="preserve">; branch hinge-box-v2 holds v2 and v3, local only. A prompt was issued and completion not confirmed. Docs are logs and status lines only, so nothing changes on the server. </w:t>
+            </w:r>
+            <w:r>
+              <w:rPr>
+                <w:b/>
+                <w:bCs/>
+                <w:strike/>
+              </w:rPr>
+              <w:t>Recommendation: push the branch too</w:t>
+            </w:r>
+            <w:r>
+              <w:rPr>
+                <w:strike/>
+              </w:rPr>
+              <w:t xml:space="preserve"> — it is the only place the hinge, the box, the centring machinery, the scoping and the detector reconciliation exist as code, and if Coventry reach seven goalless matches the box becomes load-bearing. Record in the log which choice was made and where the code lives.</w:t>
             </w:r>
             <w:r>
               <w:rPr>
                 <w:b/>
                 <w:bCs/>
               </w:rPr>
-              <w:t>three doc commits ahead of origin</w:t>
-            </w:r>
-            <w:r>
-              <w:t xml:space="preserve">; branch hinge-box-v2 holds v2 and v3, local only. A prompt was issued and completion not confirmed. Docs are logs and status lines only, so nothing changes on the server. </w:t>
-            </w:r>
-            <w:r>
-              <w:rPr>
-                <w:b/>
-                <w:bCs/>
-              </w:rPr>
-              <w:t>Recommendation: push the branch too</w:t>
-            </w:r>
-            <w:r>
-              <w:t xml:space="preserve"> — it is the only place the hinge, the box, the centring machinery, the scoping and the detector reconciliation exist as code, and if Coventry reach seven goalless matches the box becomes load-bearing. Record in the log which choice was made and where the code lives.</w:t>
+              <w:t xml:space="preserve"> — DONE 2026-09-17: both were already on origin. A fresh fetch put main and hinge-box-v2 at 0/0 against their remotes; the branch is at adddc17, unmerged, and the 'where the code lives' record already exists at Logs/dc_shrinkage_v3_log_2026-09-17.md §4.</w:t>
             </w:r>
           </w:p>
         </w:tc>
@@ -9777,6 +9796,7 @@
               <w:rPr>
                 <w:b/>
                 <w:bCs/>
+                <w:strike/>
               </w:rPr>
               <w:t>Ungate the three deadline slots</w:t>
             </w:r>
@@ -9790,7 +9810,17 @@
           </w:tcPr>
           <w:p>
             <w:r>
+              <w:rPr>
+                <w:strike/>
+              </w:rPr>
               <w:t>§2.5. Prompt issued, not confirmed. Do before Friday.</w:t>
+            </w:r>
+            <w:r>
+              <w:rPr>
+                <w:b/>
+                <w:bCs/>
+              </w:rPr>
+              <w:t xml:space="preserve"> — DONE: shipped 2026-09-14 in c975e26, deployed and tested. See §2.5 above and Logs/multi_run_schedule_design.md §13.</w:t>
             </w:r>
           </w:p>
         </w:tc>
@@ -9900,12 +9930,6 @@
           <w:iCs/>
         </w:rPr>
         <w:t xml:space="preserve">"Haaland by 0.8 </w:t>
-      </w:r>
-      <w:r>
-        <w:rPr>
-          <w:i/>
-          <w:iCs/>
-        </w:rPr>
         <w:lastRenderedPageBreak/>
         <w:t>expected points, but Salah has the higher ceiling; if you're chasing rank, that flips the pick."</w:t>
       </w:r>

--- a/Handoffs/Squad State handoff.docx
+++ b/Handoffs/Squad State handoff.docx
@@ -9137,10 +9137,32 @@
           <w:b/>
           <w:bCs/>
         </w:rPr>
-        <w:t>But the plan's indicative GW6 step is Kayode → Botman with Botman as captain — Newcastle at home to Coventry, priced at a near-certain clean sheet.</w:t>
+        <w:t xml:space="preserve">But the plan's indicative GW6 step is Kayode → Botman with Botman as captain — </w:t>
+      </w:r>
+      <w:r>
+        <w:rPr>
+          <w:b/>
+          <w:bCs/>
+          <w:strike/>
+        </w:rPr>
+        <w:t>Newcastle at home to Coventry</w:t>
+      </w:r>
+      <w:r>
+        <w:rPr>
+          <w:b/>
+          <w:bCs/>
+        </w:rPr>
+        <w:t xml:space="preserve">, priced at a near-certain clean sheet.</w:t>
       </w:r>
       <w:r>
         <w:t xml:space="preserve"> That step is the artefact, and the six-week objective that chose the GW5 moves includes it.</w:t>
+      </w:r>
+      <w:r>
+        <w:rPr>
+          <w:b/>
+          <w:bCs/>
+        </w:rPr>
+        <w:t xml:space="preserve"> CORRECTED 2026-09-17: the direction is wrong. The GW6 tie is Coventry City v Newcastle on 2026-10-12 (19:00Z) — Newcastle are AWAY, not at home. Resolved from the fixture calendar and the forward skeleton's round column, the only source carrying both a date and a gameweek, rather than by matching lambda values one way, which mis-pairs fixtures with identical odds. There are two Newcastle-Coventry ties in 2026-27 and only this one falls inside the GW5-GW10 frame; the home tie is 2027-05-08, well outside it. The artefact reading is unaffected and if anything sharper: at GW6 Newcastle's lambda is 2.2366 against Coventry's 0.0006, agreeing in both directions, and that is Newcastle's highest lambda anywhere in the horizon — above their GW5 home fixture against Hull City (1.8741). GW5 itself is market-priced and clean: every club inside [0.15, 6.0], Coventry City at 0.8824.</w:t>
       </w:r>
     </w:p>
     <w:p>

--- a/Handoffs/Squad State handoff.docx
+++ b/Handoffs/Squad State handoff.docx
@@ -5036,7 +5036,7 @@
           <w:b/>
           <w:bCs/>
         </w:rPr>
-        <w:t>4.2 Two open items</w:t>
+        <w:t>4.2 Two open items — BOTH CLOSED 2026-09-18</w:t>
       </w:r>
     </w:p>
     <w:p>
@@ -5050,6 +5050,7 @@
         <w:rPr>
           <w:b/>
           <w:bCs/>
+          <w:strike/>
         </w:rPr>
         <w:t>The external uptime monitor is NOT set up.</w:t>
       </w:r>
@@ -5057,6 +5058,13 @@
         <w:t xml:space="preserve"> Layer two — an outside service on http://68.183.131.154:8000/health, 5-minute interval, keyword alert on degraded. </w:t>
         <w:lastRenderedPageBreak/>
         <w:t>Free tier. This is the layer that notices the host itself being gone, which the on-server probe cannot.</w:t>
+      </w:r>
+      <w:r>
+        <w:rPr>
+          <w:b/>
+          <w:bCs/>
+        </w:rPr>
+        <w:t xml:space="preserve"> DONE 2026-09-18: UptimeRobot free tier, keyword monitor “FPL Copilot health”, 5-minute interval, email alerts. Full record in Logs/alerting_design_2026-09-13.md §9. One correction to the design sketched above: the check is INVERTED, not a “keyword alert on degraded”. /health returns 200 even when degraded, and degraded is the current EXPECTED persistent state (the Coventry runaway, KNOWN_ISSUES #25), so alerting on the presence of “degraded” would have fired on the first probe and never stopped — self-inflicted alarm fatigue, the very thing §2 of the design guards against. The monitor instead raises an incident when the literal “db_ok”:true is ABSENT, which covers three failures at once: host gone (no response), app dead (keyword absent) and Postgres unreachable (db_ok false). Keyword monitoring IS on the free tier as of 2026-09-18; the earlier caution that it might be paid was unfounded.</w:t>
       </w:r>
     </w:p>
     <w:p>
@@ -5070,11 +5078,19 @@
         <w:rPr>
           <w:b/>
           <w:bCs/>
+          <w:strike/>
         </w:rPr>
         <w:t>The ntfy topic was pasted into a chat and should be rotated.</w:t>
       </w:r>
       <w:r>
         <w:t xml:space="preserve"> It works, nothing sensitive has gone through it, but anyone with the name can subscribe. Pick a new one in the app, rewrite /root/fpl-alert.env, test.</w:t>
+      </w:r>
+      <w:r>
+        <w:rPr>
+          <w:b/>
+          <w:bCs/>
+        </w:rPr>
+        <w:t xml:space="preserve"> DONE 2026-09-18: rotated to a new topic and proven end to end — a direct push, then the real probe run twice against a temporary state file so DEBOUNCE_PROBES = 2 pushed a genuine DEGRADED; both arrived and the old topic is unsubscribed. /root/fpl-alert.env was rewritten atomically, HEALTH_URL preserved, mode 600, and the production state file was untouched. Record in Logs/alerting_design_2026-09-13.md §8; neither topic value is written down anywhere. Note what rotation does NOT do: messages already published to the old topic stay retrievable on ntfy.sh by anyone who knows the old name until they age out.</w:t>
       </w:r>
     </w:p>
     <w:p>
@@ -9862,6 +9878,7 @@
               <w:rPr>
                 <w:b/>
                 <w:bCs/>
+                <w:strike/>
               </w:rPr>
               <w:t>The external uptime monitor</w:t>
             </w:r>
@@ -9875,7 +9892,17 @@
           </w:tcPr>
           <w:p>
             <w:r>
+              <w:rPr>
+                <w:strike/>
+              </w:rPr>
               <w:t>§4.2. Five minutes, free tier, and it is the only layer that notices the host being gone.</w:t>
+            </w:r>
+            <w:r>
+              <w:rPr>
+                <w:b/>
+                <w:bCs/>
+              </w:rPr>
+              <w:t xml:space="preserve"> — DONE 2026-09-18: UptimeRobot free tier, keyword monitor, 5-minute interval, incident when “db_ok”:true is ABSENT (inverted — see §4.2). Logs/alerting_design_2026-09-13.md §9.</w:t>
             </w:r>
           </w:p>
         </w:tc>
@@ -9895,6 +9922,7 @@
               <w:rPr>
                 <w:b/>
                 <w:bCs/>
+                <w:strike/>
               </w:rPr>
               <w:t>Rotate the ntfy topic</w:t>
             </w:r>
@@ -9908,7 +9936,17 @@
           </w:tcPr>
           <w:p>
             <w:r>
+              <w:rPr>
+                <w:strike/>
+              </w:rPr>
               <w:t>§4.2. It was pasted into a chat.</w:t>
+            </w:r>
+            <w:r>
+              <w:rPr>
+                <w:b/>
+                <w:bCs/>
+              </w:rPr>
+              <w:t xml:space="preserve"> — DONE 2026-09-18: rotated, tested end to end, old topic unsubscribed. Logs/alerting_design_2026-09-13.md §8.</w:t>
             </w:r>
           </w:p>
         </w:tc>

--- a/Handoffs/Squad State handoff.docx
+++ b/Handoffs/Squad State handoff.docx
@@ -11352,6 +11352,24 @@
       </w:r>
       <w:r>
         <w:t xml:space="preserve"> compare_players returning the played gameweek under a key named next_gw_e_points could not be fixed by any instruction to the agent. Before editing a prompt, check whether the label is lying.</w:t>
+      </w:r>
+    </w:p>
+    <w:p>
+      <w:pPr>
+        <w:numPr>
+          <w:ilvl w:val="0"/>
+          <w:numId w:val="23"/>
+        </w:numPr>
+      </w:pPr>
+      <w:r>
+        <w:rPr>
+          <w:b/>
+          <w:bCs/>
+        </w:rPr>
+        <w:t>NEW — Verify the path the USER touches, not the path you were thinking about.</w:t>
+      </w:r>
+      <w:r>
+        <w:t xml:space="preserve"> Twice in two days the layer under test passed while the layer in use was broken. 2026-09-17: curl proved every endpoint answered correctly while the browser UI rendered the word “undefined” — a cookie jar never executes the page’s JavaScript, which is where the bug was. 2026-09-18: add_quantiles was run over the live frame and reported 24.9 s, 3,954 rows and a clean residual distribution, while get_prediction — the only path the agent uses — raised UndefinedColumn for every call, because the read named columns that only exist after a write runs ensure_schema. Both verifications were real, measured and aimed one layer below the failure, which is what made them convincing and useless. Name the entry point the user or the agent actually calls, and call THAT — a measurement of the layer underneath is evidence about the layer underneath and nothing more. Corollary: a read must never depend on a write having happened.</w:t>
       </w:r>
     </w:p>
     <w:p>
